--- a/resources/forms/Martens5E_HKPropel_Form 20.3.docx
+++ b/resources/forms/Martens5E_HKPropel_Form 20.3.docx
@@ -10,13 +10,8 @@
           <w:szCs w:val="21"/>
         </w:rPr>
       </w:pPr>
-      <w:proofErr w:type="gramStart"/>
       <w:r>
-        <w:t>Form</w:t>
-      </w:r>
-      <w:proofErr w:type="gramEnd"/>
-      <w:r>
-        <w:t xml:space="preserve"> 20.3</w:t>
+        <w:t>Form 20.3</w:t>
       </w:r>
     </w:p>
     <w:p>
@@ -1273,7 +1268,14 @@
         <w:sz w:val="20"/>
         <w:szCs w:val="20"/>
       </w:rPr>
-      <w:t xml:space="preserve">. (Human Kinetics, 2027). Reprinted by permission from R. Martens, </w:t>
+      <w:t xml:space="preserve"> </w:t>
+    </w:r>
+    <w:r>
+      <w:rPr>
+        <w:sz w:val="20"/>
+        <w:szCs w:val="20"/>
+      </w:rPr>
+      <w:t xml:space="preserve">(Human Kinetics, 2027). Reprinted by permission from R. Martens, </w:t>
     </w:r>
     <w:r>
       <w:rPr>
